--- a/docs/exports/docx/Voice-API.docx
+++ b/docs/exports/docx/Voice-API.docx
@@ -4,7 +4,7 @@
   <w:body>
     <w:p>
       <w:r>
-        <w:t>Voice-API :root { color-scheme: light; } body { font-family: "Segoe UI", "Helvetica Neue", Arial, sans-serif; margin: 0; padding: 0; background: #ffffff; color: #0f172a; } .markdown-body { max-width: 980px; margin: 40px auto 60px; padding: 0 32px; line-height: 1.65; } .markdown-body h1 { font-size: 32px; margin-bottom: 12px; border-bottom: 2px solid #e2e8f0; padding-bottom: 12px; page-break-before: always; page-break-after: avoid; break-before: page; break-after: avoid; } .markdown-body h1:first-of-type { page-break-before: avoid; break-before: avoid; } .markdown-body h2 { font-size: 24px; margin-top: 28px; border-bottom: 1px solid #e2e8f0; padding-bottom: 8px; page-break-before: always; page-break-after: avoid; break-before: page; break-after: avoid; } .markdown-body h3 { font-size: 18px; margin-top: 20px; page-break-after: avoid; break-after: avoid; } .markdown-body h4, .markdown-body h5, .markdown-body h6 { page-break-after: avoid; break-after: avoid; } .markdown-body table { width: 100%; border-collapse: collapse; margin: 16px 0; font-size: 14px; page-break-inside: avoid; break-inside: avoid; } .markdown-body th, .markdown-body td { border: 1px solid #e2e8f0; padding: 8px 10px; text-align: left; } .markdown-body th { background: #f8fafc; } .markdown-body tr { page-break-inside: avoid; break-inside: avoid; } .markdown-body code { background: #f1f5f9; padding: 2px 4px; border-radius: 4px; font-family: "SFMono-Regular", Menlo, Consolas, monospace; font-size: 0.92em; } .markdown-body pre { background: #0f172a; color: #e2e8f0; padding: 16px; border-radius: 8px; overflow-x: auto; page-break-inside: avoid; break-inside: avoid; } .markdown-body pre code { background: transparent; color: inherit; } .markdown-body blockquote { border-left: 4px solid #38bdf8; margin: 16px 0; padding: 8px 16px; background: #f8fafc; color: #334155; } .markdown-body img { max-width: 100%; height: auto; display: block; margin: 16px 0; border-radius: 10px; box-shadow: 0 8px 20px rgba(15, 23, 42, 0.12); page-break-inside: avoid; break-inside: avoid; } .markdown-body figure { page-break-inside: avoid; break-inside: avoid; margin: 16px 0; } .markdown-body a { color: #2563eb; text-decoration: none; } .markdown-body a:hover { text-decoration: underline; } .cover { padding: 80px 60px 60px; background: linear-gradient(135deg, #0b1220 0%, #1e3a8a 100%); color: #f8fafc; border-radius: 18px; margin-bottom: 32px; } .cover-title { font-size: 36px; font-weight: 700; margin: 0 0 12px; } .cover-subtitle { font-size: 18px; color: #cbd5f5; margin: 0 0 16px; } .cover-meta { font-size: 13px; color: #94a3b8; } .page-break { page-break-after: always; break-after: page; } .footer { margin-top: 40px; font-size: 12px; color: #64748b; } /* Print and PDF-specific styles */ @page { margin: 20mm 18mm; } @media print { .markdown-body { orphans: 3; widows: 3; } .markdown-body p { orphans: 3; widows: 3; } .markdown-body li { page-break-inside: avoid; break-inside: avoid; } .markdown-body ul, .markdown-body ol { page-break-before: avoid; break-before: avoid; } .markdown-body blockquote { page-break-inside: avoid; break-inside: avoid; } /* Keep section content together */ .markdown-body h2 + *, .markdown-body h3 + * { page-break-before: avoid; break-before: avoid; } } Voice API</w:t>
+        <w:t>Voice-API :root { color-scheme: light; } body { font-family: "Segoe UI", "Helvetica Neue", Arial, sans-serif; margin: 0; padding: 0; background: #f4f7fb; color: #0f172a; } .markdown-body { max-width: 980px; margin: 0 auto; padding: 36px 42px 64px; line-height: 1.65; background: #ffffff; box-shadow: 0 24px 70px rgba(15, 23, 42, 0.08); } .markdown-body h1 { font-size: 34px; line-height: 1.12; margin-bottom: 12px; color: #07111f; border-bottom: 3px solid #0ea5e9; padding-bottom: 12px; page-break-before: always; page-break-after: avoid; break-before: page; break-after: avoid; } .markdown-body h1:first-of-type { page-break-before: avoid; break-before: avoid; } .markdown-body h2 { font-size: 23px; line-height: 1.2; margin-top: 34px; color: #102a43; border-bottom: 1px solid #d7e2ee; padding-bottom: 8px; page-break-after: avoid; break-after: avoid; } .markdown-body h3 { font-size: 18px; margin-top: 20px; color: #1e3a5f; page-break-after: avoid; break-after: avoid; } .markdown-body h4, .markdown-body h5, .markdown-body h6 { page-break-after: avoid; break-after: avoid; } .markdown-body table { width: 100%; border-collapse: collapse; margin: 18px 0 24px; font-size: 13px; page-break-inside: avoid; break-inside: avoid; box-shadow: 0 1px 0 #e2e8f0; } .markdown-body th, .markdown-body td { border: 1px solid #e2e8f0; padding: 9px 11px; text-align: left; vertical-align: top; } .markdown-body th { background: #eef6ff; color: #0f3157; font-weight: 700; } .markdown-body tr:nth-child(even) td { background: #fbfdff; } .markdown-body tr { page-break-inside: avoid; break-inside: avoid; } .markdown-body code { background: #f1f5f9; padding: 2px 4px; border-radius: 4px; font-family: "SFMono-Regular", Menlo, Consolas, monospace; font-size: 0.92em; } .markdown-body pre { background: #111827; color: #e5eef8; padding: 16px; border-radius: 10px; overflow-x: auto; border: 1px solid #243244; page-break-inside: avoid; break-inside: avoid; } .markdown-body pre code { background: transparent; color: inherit; } .markdown-body blockquote { border-left: 5px solid #0ea5e9; margin: 18px 0; padding: 12px 18px; background: #eff8ff; color: #18324f; border-radius: 0 10px 10px 0; } .markdown-body img { max-width: 100%; height: auto; display: block; margin: 16px 0; border-radius: 10px; box-shadow: 0 8px 20px rgba(15, 23, 42, 0.12); page-break-inside: avoid; break-inside: avoid; } .markdown-body figure { page-break-inside: avoid; break-inside: avoid; margin: 16px 0; } .markdown-body a { color: #2563eb; text-decoration: none; } .markdown-body a:hover { text-decoration: underline; } .cover { min-height: 760px; display: flex; flex-direction: column; justify-content: flex-end; padding: 72px 60px 64px; background: linear-gradient(135deg, rgba(9, 30, 66, 0.96) 0%, rgba(12, 74, 110, 0.94) 54%, rgba(20, 83, 45, 0.9) 100%), radial-gradient(circle at 18% 18%, rgba(14, 165, 233, 0.25), transparent 36%); color: #f8fafc; border-radius: 0; margin: -36px -42px 40px; position: relative; overflow: hidden; } .cover::before { content: "PSScript"; position: absolute; top: 46px; left: 60px; font-size: 12px; font-weight: 800; letter-spacing: 0.24em; text-transform: uppercase; color: rgba(226, 246, 255, 0.82); } .cover::after { content: ""; position: absolute; right: -120px; top: -120px; width: 360px; height: 360px; border: 1px solid rgba(255, 255, 255, 0.18); transform: rotate(28deg); } .markdown-body .cover-title { font-size: 48px; line-height: 1.04; font-weight: 800; color: #f8fafc; border-bottom: 3px solid #38bdf8; margin: 0 0 16px; max-width: 720px; } .cover-subtitle { font-size: 20px; line-height: 1.42; color: #dbeafe; margin: 0 0 22px; max-width: 720px; } .cover-meta { display: inline-block; width: fit-content; font-size: 13px; color: #e0f2fe; background: rgba(255, 255, 255, 0.12); border: 1px solid rgba(255, 255, 255, 0.18); border-radius: 999px; padding: 7px 13px; } .page-break { page-break-after: always; break-after: page; } .footer { margin-top: 40px; font-size: 12px; color: #64748b; border-top: 1px solid #e2e8f0; padding-top: 14px; } /* Print and PDF-specific styles */ @page { size: A4; margin: 18mm 16mm 20mm; } @media print { body { background: #ffffff; } .markdown-body { max-width: none; margin: 0; padding: 0; box-shadow: none; } .cover { margin: 0 0 28px; } .markdown-body { orphans: 3; widows: 3; } .markdown-body p { orphans: 3; widows: 3; } .markdown-body li { page-break-inside: avoid; break-inside: avoid; } .markdown-body ul, .markdown-body ol { page-break-before: avoid; break-before: avoid; } .markdown-body blockquote { page-break-inside: avoid; break-inside: avoid; } /* Keep section content together */ .markdown-body h2 + *, .markdown-body h3 + * { page-break-before: avoid; break-before: avoid; } } Voice API</w:t>
       </w:r>
     </w:p>
     <w:p>
@@ -27,12 +27,12 @@
         <w:pStyle w:val="Heading1"/>
       </w:pPr>
       <w:r>
-        <w:t>Voice API Integration</w:t>
+        <w:t>Voice API</w:t>
       </w:r>
     </w:p>
     <w:p>
       <w:r>
-        <w:t>This document provides an overview of the Voice API integration for the PSScript Manager platform. The Voice API enables voice input and output capabilities, enhancing the user experience and accessibility of the platform.</w:t>
+        <w:t>This is the canonical guide for voice features in PSScript as of March 8, 2026.</w:t>
       </w:r>
     </w:p>
     <w:p>
@@ -40,71 +40,116 @@
         <w:pStyle w:val="Heading2"/>
       </w:pPr>
       <w:r>
-        <w:t>Table of Contents</w:t>
+        <w:t>Current status</w:t>
       </w:r>
     </w:p>
     <w:p>
       <w:pPr>
-        <w:pStyle w:val="ListNumber"/>
+        <w:pStyle w:val="ListBullet"/>
       </w:pPr>
       <w:r>
-        <w:t>Overview #overview</w:t>
+        <w:t>Provider: OpenAI for both TTS and STT</w:t>
       </w:r>
     </w:p>
     <w:p>
       <w:pPr>
-        <w:pStyle w:val="ListNumber"/>
+        <w:pStyle w:val="ListBullet"/>
       </w:pPr>
       <w:r>
-        <w:t>Architecture #architecture</w:t>
+        <w:t xml:space="preserve">Backend routes: </w:t>
+      </w:r>
+      <w:r>
+        <w:rPr>
+          <w:rFonts w:ascii="Mono" w:hAnsi="Mono"/>
+        </w:rPr>
+        <w:t>/api/voice/*</w:t>
       </w:r>
     </w:p>
     <w:p>
       <w:pPr>
-        <w:pStyle w:val="ListNumber"/>
+        <w:pStyle w:val="ListBullet"/>
       </w:pPr>
       <w:r>
-        <w:t>Features #features</w:t>
+        <w:t xml:space="preserve">AI service routes: </w:t>
+      </w:r>
+      <w:r>
+        <w:rPr>
+          <w:rFonts w:ascii="Mono" w:hAnsi="Mono"/>
+        </w:rPr>
+        <w:t>POST /voice/synthesize</w:t>
+      </w:r>
+      <w:r>
+        <w:t xml:space="preserve">, </w:t>
+      </w:r>
+      <w:r>
+        <w:rPr>
+          <w:rFonts w:ascii="Mono" w:hAnsi="Mono"/>
+        </w:rPr>
+        <w:t>POST /voice/recognize</w:t>
       </w:r>
     </w:p>
     <w:p>
       <w:pPr>
-        <w:pStyle w:val="ListNumber"/>
+        <w:pStyle w:val="ListBullet"/>
       </w:pPr>
       <w:r>
-        <w:t>Setup and Configuration #setup-and-configuration</w:t>
+        <w:t xml:space="preserve">Default voice: </w:t>
+      </w:r>
+      <w:r>
+        <w:rPr>
+          <w:rFonts w:ascii="Mono" w:hAnsi="Mono"/>
+        </w:rPr>
+        <w:t>marin</w:t>
       </w:r>
     </w:p>
     <w:p>
       <w:pPr>
-        <w:pStyle w:val="ListNumber"/>
+        <w:pStyle w:val="ListBullet"/>
       </w:pPr>
       <w:r>
-        <w:t>API Reference #api-reference</w:t>
+        <w:t xml:space="preserve">Default TTS model: </w:t>
+      </w:r>
+      <w:r>
+        <w:rPr>
+          <w:rFonts w:ascii="Mono" w:hAnsi="Mono"/>
+        </w:rPr>
+        <w:t>gpt-4o-mini-tts</w:t>
       </w:r>
     </w:p>
     <w:p>
       <w:pPr>
-        <w:pStyle w:val="ListNumber"/>
+        <w:pStyle w:val="ListBullet"/>
       </w:pPr>
       <w:r>
-        <w:t>Usage Examples #usage-examples</w:t>
+        <w:t xml:space="preserve">Default STT model: </w:t>
+      </w:r>
+      <w:r>
+        <w:rPr>
+          <w:rFonts w:ascii="Mono" w:hAnsi="Mono"/>
+        </w:rPr>
+        <w:t>gpt-4o-mini-transcribe</w:t>
       </w:r>
     </w:p>
     <w:p>
       <w:pPr>
-        <w:pStyle w:val="ListNumber"/>
+        <w:pStyle w:val="ListBullet"/>
       </w:pPr>
       <w:r>
-        <w:t>Testing #testing</w:t>
+        <w:t>Advanced listening options: diarization, logprobs, chunking/VAD, and known speaker references</w:t>
       </w:r>
     </w:p>
     <w:p>
       <w:pPr>
-        <w:pStyle w:val="ListNumber"/>
+        <w:pStyle w:val="ListBullet"/>
       </w:pPr>
       <w:r>
-        <w:t>Troubleshooting #troubleshooting</w:t>
+        <w:t xml:space="preserve">Canonical validation runner: </w:t>
+      </w:r>
+      <w:r>
+        <w:rPr>
+          <w:rFonts w:ascii="Mono" w:hAnsi="Mono"/>
+        </w:rPr>
+        <w:t>scripts/voice-tests-1-8.mjs</w:t>
       </w:r>
     </w:p>
     <w:p>
@@ -112,49 +157,71 @@
         <w:pStyle w:val="Heading2"/>
       </w:pPr>
       <w:r>
-        <w:t>Overview</w:t>
+        <w:t>Official OpenAI references</w:t>
       </w:r>
     </w:p>
     <w:p>
       <w:r>
-        <w:t>The Voice API integration adds voice capabilities to the PSScript Manager platform, allowing users to:</w:t>
-      </w:r>
-    </w:p>
-    <w:p>
-      <w:pPr>
-        <w:pStyle w:val="ListBullet"/>
-      </w:pPr>
-      <w:r>
-        <w:t>Convert text to speech (voice synthesis)</w:t>
-      </w:r>
-    </w:p>
-    <w:p>
-      <w:pPr>
-        <w:pStyle w:val="ListBullet"/>
-      </w:pPr>
-      <w:r>
-        <w:t>Convert speech to text (voice recognition)</w:t>
-      </w:r>
-    </w:p>
-    <w:p>
-      <w:pPr>
-        <w:pStyle w:val="ListBullet"/>
-      </w:pPr>
-      <w:r>
-        <w:t>Interact with the platform using voice commands</w:t>
-      </w:r>
-    </w:p>
-    <w:p>
-      <w:pPr>
-        <w:pStyle w:val="ListBullet"/>
-      </w:pPr>
-      <w:r>
-        <w:t>Receive voice responses to queries</w:t>
+        <w:t>Verified on March 6, 2026: - Voice agents guide https://developers.openai.com/api/docs/guides/voice-agents/ - Audio and speech guide https://developers.openai.com/api/docs/guides/audio/ - Audio speech reference https://developers.openai.com/api/reference/resources/audio/subresources/speech/methods/create/ - Audio transcription reference https://developers.openai.com/api/reference/resources/audio/subresources/transcriptions/methods/create/</w:t>
       </w:r>
     </w:p>
     <w:p>
       <w:r>
-        <w:t>The implementation supports multiple voice service providers (Google Cloud, Amazon AWS, Microsoft Azure) with fallback mechanisms and caching for improved performance and reliability.</w:t>
+        <w:t xml:space="preserve">OpenAI currently documents: - chained voice architecture: </w:t>
+      </w:r>
+      <w:r>
+        <w:rPr>
+          <w:rFonts w:ascii="Mono" w:hAnsi="Mono"/>
+        </w:rPr>
+        <w:t>gpt-4o-transcribe -&gt; gpt-4.1 -&gt; gpt-4o-mini-tts</w:t>
+      </w:r>
+      <w:r>
+        <w:t xml:space="preserve"> - transcription options including </w:t>
+      </w:r>
+      <w:r>
+        <w:rPr>
+          <w:rFonts w:ascii="Mono" w:hAnsi="Mono"/>
+        </w:rPr>
+        <w:t>gpt-4o-transcribe</w:t>
+      </w:r>
+      <w:r>
+        <w:t xml:space="preserve">, </w:t>
+      </w:r>
+      <w:r>
+        <w:rPr>
+          <w:rFonts w:ascii="Mono" w:hAnsi="Mono"/>
+        </w:rPr>
+        <w:t>gpt-4o-mini-transcribe</w:t>
+      </w:r>
+      <w:r>
+        <w:t xml:space="preserve">, and </w:t>
+      </w:r>
+      <w:r>
+        <w:rPr>
+          <w:rFonts w:ascii="Mono" w:hAnsi="Mono"/>
+        </w:rPr>
+        <w:t>gpt-4o-transcribe-diarize</w:t>
+      </w:r>
+      <w:r>
+        <w:t xml:space="preserve"> - OpenAI’s January 2026 changelog recommends </w:t>
+      </w:r>
+      <w:r>
+        <w:rPr>
+          <w:rFonts w:ascii="Mono" w:hAnsi="Mono"/>
+        </w:rPr>
+        <w:t>gpt-4o-mini-transcribe</w:t>
+      </w:r>
+      <w:r>
+        <w:t xml:space="preserve"> over </w:t>
+      </w:r>
+      <w:r>
+        <w:rPr>
+          <w:rFonts w:ascii="Mono" w:hAnsi="Mono"/>
+        </w:rPr>
+        <w:t>gpt-4o-transcribe</w:t>
+      </w:r>
+      <w:r>
+        <w:t xml:space="preserve"> for best results.</w:t>
       </w:r>
     </w:p>
     <w:p>
@@ -166,8 +233,11 @@
       </w:r>
     </w:p>
     <w:p>
+      <w:pPr>
+        <w:pStyle w:val="ListNumber"/>
+      </w:pPr>
       <w:r>
-        <w:t>The Voice API integration follows a layered architecture:</w:t>
+        <w:t>Frontend voice UI components call backend voice routes.</w:t>
       </w:r>
     </w:p>
     <w:p>
@@ -175,13 +245,16 @@
         <w:pStyle w:val="ListNumber"/>
       </w:pPr>
       <w:r>
-        <w:rPr>
-          <w:b/>
-        </w:rPr>
-        <w:t>AI Service Layer</w:t>
+        <w:t xml:space="preserve">Backend </w:t>
       </w:r>
       <w:r>
-        <w:t>:</w:t>
+        <w:rPr>
+          <w:rFonts w:ascii="Mono" w:hAnsi="Mono"/>
+        </w:rPr>
+        <w:t>VoiceController</w:t>
+      </w:r>
+      <w:r>
+        <w:t xml:space="preserve"> validates and forwards to the AI service.</w:t>
       </w:r>
     </w:p>
     <w:p>
@@ -189,13 +262,16 @@
         <w:pStyle w:val="ListNumber"/>
       </w:pPr>
       <w:r>
+        <w:t xml:space="preserve">AI service </w:t>
+      </w:r>
+      <w:r>
         <w:rPr>
           <w:rFonts w:ascii="Mono" w:hAnsi="Mono"/>
         </w:rPr>
         <w:t>voice_service.py</w:t>
       </w:r>
       <w:r>
-        <w:t>: Core service with speech synthesis and recognition capabilities</w:t>
+        <w:t xml:space="preserve"> performs OpenAI TTS/STT.</w:t>
       </w:r>
     </w:p>
     <w:p>
@@ -203,13 +279,7 @@
         <w:pStyle w:val="ListNumber"/>
       </w:pPr>
       <w:r>
-        <w:rPr>
-          <w:rFonts w:ascii="Mono" w:hAnsi="Mono"/>
-        </w:rPr>
-        <w:t>voice_endpoints.py</w:t>
-      </w:r>
-      <w:r>
-        <w:t>: FastAPI endpoints for voice processing</w:t>
+        <w:t>Response returns to backend and then frontend.</w:t>
       </w:r>
     </w:p>
     <w:p>
@@ -217,125 +287,45 @@
         <w:pStyle w:val="ListNumber"/>
       </w:pPr>
       <w:r>
-        <w:rPr>
-          <w:rFonts w:ascii="Mono" w:hAnsi="Mono"/>
-        </w:rPr>
-        <w:t>voice_agent.py</w:t>
-      </w:r>
-      <w:r>
-        <w:t>: Specialized agent for voice tasks</w:t>
+        <w:t>The app shell voice dock can dictate into focused fields and speak selected/current app text without changing individual page workflows.</w:t>
       </w:r>
     </w:p>
     <w:p>
-      <w:pPr>
-        <w:pStyle w:val="ListNumber"/>
-      </w:pPr>
       <w:r>
-        <w:rPr>
-          <w:b/>
-        </w:rPr>
-        <w:t>Backend Layer</w:t>
+        <w:t xml:space="preserve">Primary files: - </w:t>
       </w:r>
-      <w:r>
-        <w:t>:</w:t>
-      </w:r>
-    </w:p>
-    <w:p>
-      <w:pPr>
-        <w:pStyle w:val="ListNumber"/>
-      </w:pPr>
       <w:r>
         <w:rPr>
           <w:rFonts w:ascii="Mono" w:hAnsi="Mono"/>
         </w:rPr>
-        <w:t>voiceController.js</w:t>
+        <w:t>src/backend/src/controllers/VoiceController.ts</w:t>
       </w:r>
       <w:r>
-        <w:t>: Express controller for voice functionality</w:t>
+        <w:t xml:space="preserve"> - </w:t>
       </w:r>
-    </w:p>
-    <w:p>
-      <w:pPr>
-        <w:pStyle w:val="ListNumber"/>
-      </w:pPr>
       <w:r>
         <w:rPr>
           <w:rFonts w:ascii="Mono" w:hAnsi="Mono"/>
         </w:rPr>
-        <w:t>voiceRoutes.js</w:t>
+        <w:t>src/backend/src/routes/voice.ts</w:t>
       </w:r>
       <w:r>
-        <w:t>: API routes for voice endpoints</w:t>
+        <w:t xml:space="preserve"> - </w:t>
       </w:r>
-    </w:p>
-    <w:p>
-      <w:pPr>
-        <w:pStyle w:val="ListNumber"/>
-      </w:pPr>
-      <w:r>
-        <w:rPr>
-          <w:b/>
-        </w:rPr>
-        <w:t>Frontend Layer</w:t>
-      </w:r>
-      <w:r>
-        <w:t>:</w:t>
-      </w:r>
-    </w:p>
-    <w:p>
-      <w:pPr>
-        <w:pStyle w:val="ListNumber"/>
-      </w:pPr>
       <w:r>
         <w:rPr>
           <w:rFonts w:ascii="Mono" w:hAnsi="Mono"/>
         </w:rPr>
-        <w:t>VoiceRecorder.jsx</w:t>
+        <w:t>src/ai/voice_endpoints.py</w:t>
       </w:r>
       <w:r>
-        <w:t>: Audio recording with visualization</w:t>
+        <w:t xml:space="preserve"> - </w:t>
       </w:r>
-    </w:p>
-    <w:p>
-      <w:pPr>
-        <w:pStyle w:val="ListNumber"/>
-      </w:pPr>
       <w:r>
         <w:rPr>
           <w:rFonts w:ascii="Mono" w:hAnsi="Mono"/>
         </w:rPr>
-        <w:t>VoicePlayback.jsx</w:t>
-      </w:r>
-      <w:r>
-        <w:t>: Audio playback with controls</w:t>
-      </w:r>
-    </w:p>
-    <w:p>
-      <w:pPr>
-        <w:pStyle w:val="ListNumber"/>
-      </w:pPr>
-      <w:r>
-        <w:rPr>
-          <w:rFonts w:ascii="Mono" w:hAnsi="Mono"/>
-        </w:rPr>
-        <w:t>VoiceChatInterface.jsx</w:t>
-      </w:r>
-      <w:r>
-        <w:t>: Chat UI with voice integration</w:t>
-      </w:r>
-    </w:p>
-    <w:p>
-      <w:pPr>
-        <w:pStyle w:val="ListNumber"/>
-      </w:pPr>
-      <w:r>
-        <w:rPr>
-          <w:rFonts w:ascii="Mono" w:hAnsi="Mono"/>
-        </w:rPr>
-        <w:t>VoiceSettings.jsx</w:t>
-      </w:r>
-      <w:r>
-        <w:t>: User preferences for voice features</w:t>
+        <w:t>src/ai/voice_service.py</w:t>
       </w:r>
     </w:p>
     <w:p>
@@ -343,7 +333,7 @@
         <w:pStyle w:val="Heading2"/>
       </w:pPr>
       <w:r>
-        <w:t>Features</w:t>
+        <w:t>Canonical runtime</w:t>
       </w:r>
     </w:p>
     <w:p>
@@ -351,13 +341,13 @@
         <w:pStyle w:val="ListBullet"/>
       </w:pPr>
       <w:r>
-        <w:rPr>
-          <w:b/>
-        </w:rPr>
-        <w:t>Multi-provider Support</w:t>
+        <w:t xml:space="preserve">frontend peer: </w:t>
       </w:r>
       <w:r>
-        <w:t>: Integration with Google Cloud, Amazon AWS, and Microsoft Azure voice services</w:t>
+        <w:rPr>
+          <w:rFonts w:ascii="Mono" w:hAnsi="Mono"/>
+        </w:rPr>
+        <w:t>https://127.0.0.1:3090</w:t>
       </w:r>
     </w:p>
     <w:p>
@@ -365,13 +355,13 @@
         <w:pStyle w:val="ListBullet"/>
       </w:pPr>
       <w:r>
-        <w:rPr>
-          <w:b/>
-        </w:rPr>
-        <w:t>Fallback Mechanism</w:t>
+        <w:t xml:space="preserve">backend target: </w:t>
       </w:r>
       <w:r>
-        <w:t>: Automatic fallback to alternative providers if the primary provider fails</w:t>
+        <w:rPr>
+          <w:rFonts w:ascii="Mono" w:hAnsi="Mono"/>
+        </w:rPr>
+        <w:t>https://127.0.0.1:4000</w:t>
       </w:r>
     </w:p>
     <w:p>
@@ -379,13 +369,292 @@
         <w:pStyle w:val="ListBullet"/>
       </w:pPr>
       <w:r>
-        <w:rPr>
-          <w:b/>
-        </w:rPr>
-        <w:t>Caching</w:t>
+        <w:t xml:space="preserve">AI service target: </w:t>
       </w:r>
       <w:r>
-        <w:t>: Efficient caching of voice responses to reduce API calls and improve performance</w:t>
+        <w:rPr>
+          <w:rFonts w:ascii="Mono" w:hAnsi="Mono"/>
+        </w:rPr>
+        <w:t>http://127.0.0.1:8000</w:t>
+      </w:r>
+    </w:p>
+    <w:p>
+      <w:pPr>
+        <w:pStyle w:val="Heading2"/>
+      </w:pPr>
+      <w:r>
+        <w:t>Configuration</w:t>
+      </w:r>
+    </w:p>
+    <w:p>
+      <w:r>
+        <w:t xml:space="preserve">Required: - </w:t>
+      </w:r>
+      <w:r>
+        <w:rPr>
+          <w:rFonts w:ascii="Mono" w:hAnsi="Mono"/>
+        </w:rPr>
+        <w:t>OPENAI_API_KEY</w:t>
+      </w:r>
+      <w:r>
+        <w:t xml:space="preserve"> in the AI service environment</w:t>
+      </w:r>
+    </w:p>
+    <w:p>
+      <w:r>
+        <w:t xml:space="preserve">Common tuning: - </w:t>
+      </w:r>
+      <w:r>
+        <w:rPr>
+          <w:rFonts w:ascii="Mono" w:hAnsi="Mono"/>
+        </w:rPr>
+        <w:t>VOICE_TTS_MODEL</w:t>
+      </w:r>
+      <w:r>
+        <w:t xml:space="preserve"> - </w:t>
+      </w:r>
+      <w:r>
+        <w:rPr>
+          <w:rFonts w:ascii="Mono" w:hAnsi="Mono"/>
+        </w:rPr>
+        <w:t>VOICE_STT_MODEL</w:t>
+      </w:r>
+      <w:r>
+        <w:t xml:space="preserve"> - </w:t>
+      </w:r>
+      <w:r>
+        <w:rPr>
+          <w:rFonts w:ascii="Mono" w:hAnsi="Mono"/>
+        </w:rPr>
+        <w:t>MAX_VOICE_TEXT_CHARS</w:t>
+      </w:r>
+      <w:r>
+        <w:t xml:space="preserve"> (backend limit, default </w:t>
+      </w:r>
+      <w:r>
+        <w:rPr>
+          <w:rFonts w:ascii="Mono" w:hAnsi="Mono"/>
+        </w:rPr>
+        <w:t>6000</w:t>
+      </w:r>
+      <w:r>
+        <w:t xml:space="preserve">) - </w:t>
+      </w:r>
+      <w:r>
+        <w:rPr>
+          <w:rFonts w:ascii="Mono" w:hAnsi="Mono"/>
+        </w:rPr>
+        <w:t>MAX_AUDIO_DATA_B64_CHARS</w:t>
+      </w:r>
+      <w:r>
+        <w:t xml:space="preserve"> (backend limit, default </w:t>
+      </w:r>
+      <w:r>
+        <w:rPr>
+          <w:rFonts w:ascii="Mono" w:hAnsi="Mono"/>
+        </w:rPr>
+        <w:t>16000000</w:t>
+      </w:r>
+      <w:r>
+        <w:t>)</w:t>
+      </w:r>
+    </w:p>
+    <w:p>
+      <w:r>
+        <w:t xml:space="preserve">Per-request override: - </w:t>
+      </w:r>
+      <w:r>
+        <w:rPr>
+          <w:rFonts w:ascii="Mono" w:hAnsi="Mono"/>
+        </w:rPr>
+        <w:t>x-openai-api-key</w:t>
+      </w:r>
+      <w:r>
+        <w:t xml:space="preserve"> header</w:t>
+      </w:r>
+    </w:p>
+    <w:p>
+      <w:pPr>
+        <w:pStyle w:val="Heading2"/>
+      </w:pPr>
+      <w:r>
+        <w:t>Supported formats</w:t>
+      </w:r>
+    </w:p>
+    <w:p>
+      <w:r>
+        <w:t>Synthesis output (</w:t>
+      </w:r>
+      <w:r>
+        <w:rPr>
+          <w:rFonts w:ascii="Mono" w:hAnsi="Mono"/>
+        </w:rPr>
+        <w:t>outputFormat</w:t>
+      </w:r>
+      <w:r>
+        <w:t xml:space="preserve">): - </w:t>
+      </w:r>
+      <w:r>
+        <w:rPr>
+          <w:rFonts w:ascii="Mono" w:hAnsi="Mono"/>
+        </w:rPr>
+        <w:t>mp3</w:t>
+      </w:r>
+      <w:r>
+        <w:t xml:space="preserve">, </w:t>
+      </w:r>
+      <w:r>
+        <w:rPr>
+          <w:rFonts w:ascii="Mono" w:hAnsi="Mono"/>
+        </w:rPr>
+        <w:t>wav</w:t>
+      </w:r>
+      <w:r>
+        <w:t xml:space="preserve">, </w:t>
+      </w:r>
+      <w:r>
+        <w:rPr>
+          <w:rFonts w:ascii="Mono" w:hAnsi="Mono"/>
+        </w:rPr>
+        <w:t>ogg</w:t>
+      </w:r>
+      <w:r>
+        <w:t xml:space="preserve">, </w:t>
+      </w:r>
+      <w:r>
+        <w:rPr>
+          <w:rFonts w:ascii="Mono" w:hAnsi="Mono"/>
+        </w:rPr>
+        <w:t>flac</w:t>
+      </w:r>
+      <w:r>
+        <w:t xml:space="preserve">, </w:t>
+      </w:r>
+      <w:r>
+        <w:rPr>
+          <w:rFonts w:ascii="Mono" w:hAnsi="Mono"/>
+        </w:rPr>
+        <w:t>m4a</w:t>
+      </w:r>
+      <w:r>
+        <w:t xml:space="preserve">, </w:t>
+      </w:r>
+      <w:r>
+        <w:rPr>
+          <w:rFonts w:ascii="Mono" w:hAnsi="Mono"/>
+        </w:rPr>
+        <w:t>opus</w:t>
+      </w:r>
+      <w:r>
+        <w:t xml:space="preserve">, </w:t>
+      </w:r>
+      <w:r>
+        <w:rPr>
+          <w:rFonts w:ascii="Mono" w:hAnsi="Mono"/>
+        </w:rPr>
+        <w:t>pcm</w:t>
+      </w:r>
+    </w:p>
+    <w:p>
+      <w:r>
+        <w:t>Recognition input (</w:t>
+      </w:r>
+      <w:r>
+        <w:rPr>
+          <w:rFonts w:ascii="Mono" w:hAnsi="Mono"/>
+        </w:rPr>
+        <w:t>audioFormat</w:t>
+      </w:r>
+      <w:r>
+        <w:t xml:space="preserve">): - </w:t>
+      </w:r>
+      <w:r>
+        <w:rPr>
+          <w:rFonts w:ascii="Mono" w:hAnsi="Mono"/>
+        </w:rPr>
+        <w:t>wav</w:t>
+      </w:r>
+      <w:r>
+        <w:t xml:space="preserve">, </w:t>
+      </w:r>
+      <w:r>
+        <w:rPr>
+          <w:rFonts w:ascii="Mono" w:hAnsi="Mono"/>
+        </w:rPr>
+        <w:t>mp3</w:t>
+      </w:r>
+      <w:r>
+        <w:t xml:space="preserve">, </w:t>
+      </w:r>
+      <w:r>
+        <w:rPr>
+          <w:rFonts w:ascii="Mono" w:hAnsi="Mono"/>
+        </w:rPr>
+        <w:t>m4a</w:t>
+      </w:r>
+      <w:r>
+        <w:t xml:space="preserve">, </w:t>
+      </w:r>
+      <w:r>
+        <w:rPr>
+          <w:rFonts w:ascii="Mono" w:hAnsi="Mono"/>
+        </w:rPr>
+        <w:t>flac</w:t>
+      </w:r>
+      <w:r>
+        <w:t xml:space="preserve">, </w:t>
+      </w:r>
+      <w:r>
+        <w:rPr>
+          <w:rFonts w:ascii="Mono" w:hAnsi="Mono"/>
+        </w:rPr>
+        <w:t>ogg</w:t>
+      </w:r>
+      <w:r>
+        <w:t xml:space="preserve">, </w:t>
+      </w:r>
+      <w:r>
+        <w:rPr>
+          <w:rFonts w:ascii="Mono" w:hAnsi="Mono"/>
+        </w:rPr>
+        <w:t>webm</w:t>
+      </w:r>
+    </w:p>
+    <w:p>
+      <w:r>
+        <w:t xml:space="preserve">Intentional behavior: - </w:t>
+      </w:r>
+      <w:r>
+        <w:rPr>
+          <w:rFonts w:ascii="Mono" w:hAnsi="Mono"/>
+        </w:rPr>
+        <w:t>opus</w:t>
+      </w:r>
+      <w:r>
+        <w:t xml:space="preserve"> and </w:t>
+      </w:r>
+      <w:r>
+        <w:rPr>
+          <w:rFonts w:ascii="Mono" w:hAnsi="Mono"/>
+        </w:rPr>
+        <w:t>pcm</w:t>
+      </w:r>
+      <w:r>
+        <w:t xml:space="preserve"> are not accepted for STT and return </w:t>
+      </w:r>
+      <w:r>
+        <w:rPr>
+          <w:rFonts w:ascii="Mono" w:hAnsi="Mono"/>
+        </w:rPr>
+        <w:t>400</w:t>
+      </w:r>
+    </w:p>
+    <w:p>
+      <w:pPr>
+        <w:pStyle w:val="Heading2"/>
+      </w:pPr>
+      <w:r>
+        <w:t>Security and validation</w:t>
       </w:r>
     </w:p>
     <w:p>
@@ -393,13 +662,7 @@
         <w:pStyle w:val="ListBullet"/>
       </w:pPr>
       <w:r>
-        <w:rPr>
-          <w:b/>
-        </w:rPr>
-        <w:t>Voice Settings</w:t>
-      </w:r>
-      <w:r>
-        <w:t>: User-configurable voice settings (voice selection, playback options)</w:t>
+        <w:t>Voice routes require bearer-token auth unless auth is disabled locally.</w:t>
       </w:r>
     </w:p>
     <w:p>
@@ -407,13 +670,7 @@
         <w:pStyle w:val="ListBullet"/>
       </w:pPr>
       <w:r>
-        <w:rPr>
-          <w:b/>
-        </w:rPr>
-        <w:t>Accessibility</w:t>
-      </w:r>
-      <w:r>
-        <w:t>: Enhanced accessibility through voice interaction</w:t>
+        <w:t>Voice routes are excluded from the generic cache middleware.</w:t>
       </w:r>
     </w:p>
     <w:p>
@@ -421,13 +678,16 @@
         <w:pStyle w:val="ListBullet"/>
       </w:pPr>
       <w:r>
-        <w:rPr>
-          <w:b/>
-        </w:rPr>
-        <w:t>Visualization</w:t>
+        <w:t xml:space="preserve">Oversized payloads are rejected with </w:t>
       </w:r>
       <w:r>
-        <w:t>: Audio waveform visualization during recording and playback</w:t>
+        <w:rPr>
+          <w:rFonts w:ascii="Mono" w:hAnsi="Mono"/>
+        </w:rPr>
+        <w:t>413</w:t>
+      </w:r>
+      <w:r>
+        <w:t>.</w:t>
       </w:r>
     </w:p>
     <w:p>
@@ -435,13 +695,66 @@
         <w:pStyle w:val="ListBullet"/>
       </w:pPr>
       <w:r>
-        <w:rPr>
-          <w:b/>
-        </w:rPr>
-        <w:t>Error Handling</w:t>
+        <w:t xml:space="preserve">Malformed base64 is rejected with </w:t>
       </w:r>
       <w:r>
-        <w:t>: Comprehensive error handling and recovery mechanisms</w:t>
+        <w:rPr>
+          <w:rFonts w:ascii="Mono" w:hAnsi="Mono"/>
+        </w:rPr>
+        <w:t>400</w:t>
+      </w:r>
+      <w:r>
+        <w:t>.</w:t>
+      </w:r>
+    </w:p>
+    <w:p>
+      <w:pPr>
+        <w:pStyle w:val="ListBullet"/>
+      </w:pPr>
+      <w:r>
+        <w:t xml:space="preserve">Invalid OpenAI key is rejected with </w:t>
+      </w:r>
+      <w:r>
+        <w:rPr>
+          <w:rFonts w:ascii="Mono" w:hAnsi="Mono"/>
+        </w:rPr>
+        <w:t>401</w:t>
+      </w:r>
+      <w:r>
+        <w:t>.</w:t>
+      </w:r>
+    </w:p>
+    <w:p>
+      <w:pPr>
+        <w:pStyle w:val="ListBullet"/>
+      </w:pPr>
+      <w:r>
+        <w:t xml:space="preserve">Backend-to-AI voice request timeouts are returned as </w:t>
+      </w:r>
+      <w:r>
+        <w:rPr>
+          <w:rFonts w:ascii="Mono" w:hAnsi="Mono"/>
+        </w:rPr>
+        <w:t>504</w:t>
+      </w:r>
+      <w:r>
+        <w:t>.</w:t>
+      </w:r>
+    </w:p>
+    <w:p>
+      <w:pPr>
+        <w:pStyle w:val="ListBullet"/>
+      </w:pPr>
+      <w:r>
+        <w:t>Silent audio is short-circuited before transcription and returns empty text instead of hallucinated content.</w:t>
+      </w:r>
+    </w:p>
+    <w:p>
+      <w:pPr>
+        <w:pStyle w:val="ListBullet"/>
+      </w:pPr>
+      <w:r>
+        <w:t>Unknown TTS or STT provider selection does not fall back to mock output.</w:t>
       </w:r>
     </w:p>
     <w:p>
@@ -449,235 +762,12 @@
         <w:pStyle w:val="Heading2"/>
       </w:pPr>
       <w:r>
-        <w:t>Setup and Configuration</w:t>
-      </w:r>
-    </w:p>
-    <w:p>
-      <w:pPr>
-        <w:pStyle w:val="Heading3"/>
-      </w:pPr>
-      <w:r>
-        <w:t>Prerequisites</w:t>
-      </w:r>
-    </w:p>
-    <w:p>
-      <w:pPr>
-        <w:pStyle w:val="ListBullet"/>
-      </w:pPr>
-      <w:r>
-        <w:t>Node.js 14+ for the backend</w:t>
-      </w:r>
-    </w:p>
-    <w:p>
-      <w:pPr>
-        <w:pStyle w:val="ListBullet"/>
-      </w:pPr>
-      <w:r>
-        <w:t>Python 3.8+ for the AI service</w:t>
-      </w:r>
-    </w:p>
-    <w:p>
-      <w:pPr>
-        <w:pStyle w:val="ListBullet"/>
-      </w:pPr>
-      <w:r>
-        <w:t>API keys for the voice service providers:</w:t>
-      </w:r>
-    </w:p>
-    <w:p>
-      <w:pPr>
-        <w:pStyle w:val="ListBullet"/>
-      </w:pPr>
-      <w:r>
-        <w:t>Google Cloud Speech-to-Text and Text-to-Speech</w:t>
-      </w:r>
-    </w:p>
-    <w:p>
-      <w:pPr>
-        <w:pStyle w:val="ListBullet"/>
-      </w:pPr>
-      <w:r>
-        <w:t>Amazon Polly and Transcribe</w:t>
-      </w:r>
-    </w:p>
-    <w:p>
-      <w:pPr>
-        <w:pStyle w:val="ListBullet"/>
-      </w:pPr>
-      <w:r>
-        <w:t>Microsoft Azure Cognitive Services</w:t>
-      </w:r>
-    </w:p>
-    <w:p>
-      <w:pPr>
-        <w:pStyle w:val="Heading3"/>
-      </w:pPr>
-      <w:r>
-        <w:t>Installation</w:t>
-      </w:r>
-    </w:p>
-    <w:p>
-      <w:pPr>
-        <w:pStyle w:val="ListNumber"/>
-      </w:pPr>
-      <w:r>
-        <w:rPr>
-          <w:b/>
-        </w:rPr>
-        <w:t>AI Service Setup</w:t>
-      </w:r>
-      <w:r>
-        <w:t xml:space="preserve">: </w:t>
-      </w:r>
-      <w:r>
-        <w:rPr>
-          <w:rFonts w:ascii="Mono" w:hAnsi="Mono"/>
-        </w:rPr>
-        <w:t>bash cd src/ai pip install -r requirements.txt</w:t>
-      </w:r>
-    </w:p>
-    <w:p>
-      <w:pPr>
-        <w:pStyle w:val="ListNumber"/>
-      </w:pPr>
-      <w:r>
-        <w:rPr>
-          <w:b/>
-        </w:rPr>
-        <w:t>Backend Setup</w:t>
-      </w:r>
-      <w:r>
-        <w:t xml:space="preserve">: </w:t>
-      </w:r>
-      <w:r>
-        <w:rPr>
-          <w:rFonts w:ascii="Mono" w:hAnsi="Mono"/>
-        </w:rPr>
-        <w:t>bash cd src/backend npm install</w:t>
-      </w:r>
-    </w:p>
-    <w:p>
-      <w:pPr>
-        <w:pStyle w:val="ListNumber"/>
-      </w:pPr>
-      <w:r>
-        <w:rPr>
-          <w:b/>
-        </w:rPr>
-        <w:t>Environment Variables</w:t>
-      </w:r>
-      <w:r>
-        <w:t>:</w:t>
+        <w:t>Validation</w:t>
       </w:r>
     </w:p>
     <w:p>
       <w:r>
-        <w:t xml:space="preserve">Create a </w:t>
-      </w:r>
-      <w:r>
-        <w:rPr>
-          <w:rFonts w:ascii="Mono" w:hAnsi="Mono"/>
-        </w:rPr>
-        <w:t>.env</w:t>
-      </w:r>
-      <w:r>
-        <w:t xml:space="preserve"> file in the </w:t>
-      </w:r>
-      <w:r>
-        <w:rPr>
-          <w:rFonts w:ascii="Mono" w:hAnsi="Mono"/>
-        </w:rPr>
-        <w:t>src/ai</w:t>
-      </w:r>
-      <w:r>
-        <w:t xml:space="preserve"> directory with the following variables: ``` VOICE_API_KEY=your-api-key TTS_SERVICE=google # google, amazon, or microsoft STT_SERVICE=google # google, amazon, or microsoft TTS_CACHE_DIR=voice_cache TTS_CACHE_TTL=86400 # 24 hours in seconds</w:t>
-      </w:r>
-    </w:p>
-    <w:p>
-      <w:r>
-        <w:t># Google Cloud credentials GOOGLE_APPLICATION_CREDENTIALS=path/to/google-credentials.json</w:t>
-      </w:r>
-    </w:p>
-    <w:p>
-      <w:r>
-        <w:t># Amazon AWS credentials AWS_ACCESS_KEY_ID=your-aws-access-key AWS_SECRET_ACCESS_KEY=your-aws-secret-key AWS_REGION=us-east-1</w:t>
-      </w:r>
-    </w:p>
-    <w:p>
-      <w:r>
-        <w:t># Microsoft Azure credentials AZURE_SPEECH_KEY=your-azure-speech-key AZURE_SPEECH_REGION=eastus ```</w:t>
-      </w:r>
-    </w:p>
-    <w:p>
-      <w:pPr>
-        <w:pStyle w:val="Heading3"/>
-      </w:pPr>
-      <w:r>
-        <w:t>Starting the Services</w:t>
-      </w:r>
-    </w:p>
-    <w:p>
-      <w:pPr>
-        <w:pStyle w:val="ListNumber"/>
-      </w:pPr>
-      <w:r>
-        <w:rPr>
-          <w:b/>
-        </w:rPr>
-        <w:t>Start the AI Service</w:t>
-      </w:r>
-      <w:r>
-        <w:t xml:space="preserve">: </w:t>
-      </w:r>
-      <w:r>
-        <w:rPr>
-          <w:rFonts w:ascii="Mono" w:hAnsi="Mono"/>
-        </w:rPr>
-        <w:t>bash cd src/ai uvicorn main:app --reload --port 8000</w:t>
-      </w:r>
-    </w:p>
-    <w:p>
-      <w:pPr>
-        <w:pStyle w:val="ListNumber"/>
-      </w:pPr>
-      <w:r>
-        <w:rPr>
-          <w:b/>
-        </w:rPr>
-        <w:t>Start the Backend</w:t>
-      </w:r>
-      <w:r>
-        <w:t xml:space="preserve">: </w:t>
-      </w:r>
-      <w:r>
-        <w:rPr>
-          <w:rFonts w:ascii="Mono" w:hAnsi="Mono"/>
-        </w:rPr>
-        <w:t>bash cd src/backend npm run dev</w:t>
-      </w:r>
-    </w:p>
-    <w:p>
-      <w:pPr>
-        <w:pStyle w:val="Heading2"/>
-      </w:pPr>
-      <w:r>
-        <w:t>API Reference</w:t>
-      </w:r>
-    </w:p>
-    <w:p>
-      <w:pPr>
-        <w:pStyle w:val="Heading3"/>
-      </w:pPr>
-      <w:r>
-        <w:t>Backend API Endpoints</w:t>
-      </w:r>
-    </w:p>
-    <w:p>
-      <w:pPr>
-        <w:pStyle w:val="Heading4"/>
-      </w:pPr>
-      <w:r>
-        <w:t>Voice Synthesis</w:t>
+        <w:t>Canonical command:</w:t>
       </w:r>
     </w:p>
     <w:p>
@@ -685,686 +775,47 @@
         <w:rPr>
           <w:rFonts w:ascii="Mono" w:hAnsi="Mono"/>
         </w:rPr>
-        <w:t xml:space="preserve">POST /api/voice/synthesize
+        <w:t xml:space="preserve">node scripts/voice-tests-1-8.mjs --base-url https://127.0.0.1:4000 --insecure-tls
 </w:t>
       </w:r>
     </w:p>
     <w:p>
       <w:r>
-        <w:t>Request body:</w:t>
-      </w:r>
-    </w:p>
-    <w:p>
-      <w:r>
-        <w:rPr>
-          <w:rFonts w:ascii="Mono" w:hAnsi="Mono"/>
-        </w:rPr>
-        <w:t xml:space="preserve">{
-  "text": "Text to synthesize",
-  "voiceId": "en-US-Standard-A",
-  "outputFormat": "mp3"
-}
-</w:t>
-      </w:r>
-    </w:p>
-    <w:p>
-      <w:r>
-        <w:t>Response:</w:t>
-      </w:r>
-    </w:p>
-    <w:p>
-      <w:r>
-        <w:rPr>
-          <w:rFonts w:ascii="Mono" w:hAnsi="Mono"/>
-        </w:rPr>
-        <w:t xml:space="preserve">{
-  "audio_data": "base64-encoded-audio-data",
-  "format": "mp3",
-  "duration": 2.5,
-  "text": "Text to synthesize"
-}
-</w:t>
-      </w:r>
-    </w:p>
-    <w:p>
-      <w:pPr>
-        <w:pStyle w:val="Heading4"/>
-      </w:pPr>
-      <w:r>
-        <w:t>Voice Recognition</w:t>
-      </w:r>
-    </w:p>
-    <w:p>
-      <w:r>
-        <w:rPr>
-          <w:rFonts w:ascii="Mono" w:hAnsi="Mono"/>
-        </w:rPr>
-        <w:t xml:space="preserve">POST /api/voice/recognize
-</w:t>
-      </w:r>
-    </w:p>
-    <w:p>
-      <w:r>
-        <w:t>Request body:</w:t>
-      </w:r>
-    </w:p>
-    <w:p>
-      <w:r>
-        <w:rPr>
-          <w:rFonts w:ascii="Mono" w:hAnsi="Mono"/>
-        </w:rPr>
-        <w:t xml:space="preserve">{
-  "audioData": "base64-encoded-audio-data",
-  "language": "en-US"
-}
-</w:t>
-      </w:r>
-    </w:p>
-    <w:p>
-      <w:r>
-        <w:t>Response:</w:t>
-      </w:r>
-    </w:p>
-    <w:p>
-      <w:r>
-        <w:rPr>
-          <w:rFonts w:ascii="Mono" w:hAnsi="Mono"/>
-        </w:rPr>
-        <w:t xml:space="preserve">{
-  "text": "Recognized text",
-  "confidence": 0.92,
-  "alternatives": [
-    {
-      "text": "Recognized text",
-      "confidence": 0.92
-    },
-    {
-      "text": "Alternative text",
-      "confidence": 0.85
-    }
-  ]
-}
-</w:t>
-      </w:r>
-    </w:p>
-    <w:p>
-      <w:pPr>
-        <w:pStyle w:val="Heading4"/>
-      </w:pPr>
-      <w:r>
-        <w:t>Voice Settings</w:t>
-      </w:r>
-    </w:p>
-    <w:p>
-      <w:r>
-        <w:rPr>
-          <w:rFonts w:ascii="Mono" w:hAnsi="Mono"/>
-        </w:rPr>
-        <w:t xml:space="preserve">GET /api/voice/settings
-</w:t>
-      </w:r>
-    </w:p>
-    <w:p>
-      <w:r>
-        <w:t>Response:</w:t>
-      </w:r>
-    </w:p>
-    <w:p>
-      <w:r>
-        <w:rPr>
-          <w:rFonts w:ascii="Mono" w:hAnsi="Mono"/>
-        </w:rPr>
-        <w:t xml:space="preserve">{
-  "voiceId": "en-US-Standard-A",
-  "autoPlay": true,
-  "volume": 0.8,
-  "speed": 1.0
-}
-</w:t>
-      </w:r>
-    </w:p>
-    <w:p>
-      <w:r>
-        <w:rPr>
-          <w:rFonts w:ascii="Mono" w:hAnsi="Mono"/>
-        </w:rPr>
-        <w:t xml:space="preserve">PUT /api/voice/settings
-</w:t>
-      </w:r>
-    </w:p>
-    <w:p>
-      <w:r>
-        <w:t>Request body:</w:t>
-      </w:r>
-    </w:p>
-    <w:p>
-      <w:r>
-        <w:rPr>
-          <w:rFonts w:ascii="Mono" w:hAnsi="Mono"/>
-        </w:rPr>
-        <w:t xml:space="preserve">{
-  "voiceId": "en-US-Standard-A",
-  "autoPlay": true,
-  "volume": 0.8,
-  "speed": 1.0
-}
-</w:t>
-      </w:r>
-    </w:p>
-    <w:p>
-      <w:pPr>
-        <w:pStyle w:val="Heading4"/>
-      </w:pPr>
-      <w:r>
-        <w:t>Available Voices</w:t>
-      </w:r>
-    </w:p>
-    <w:p>
-      <w:r>
-        <w:rPr>
-          <w:rFonts w:ascii="Mono" w:hAnsi="Mono"/>
-        </w:rPr>
-        <w:t xml:space="preserve">GET /api/voice/voices
-</w:t>
-      </w:r>
-    </w:p>
-    <w:p>
-      <w:r>
-        <w:t>Response:</w:t>
-      </w:r>
-    </w:p>
-    <w:p>
-      <w:r>
-        <w:rPr>
-          <w:rFonts w:ascii="Mono" w:hAnsi="Mono"/>
-        </w:rPr>
-        <w:t xml:space="preserve">{
-  "voices": [
-    {
-      "id": "en-US-Standard-A",
-      "name": "English US (Female)",
-      "language": "en-US",
-      "gender": "female"
-    },
-    {
-      "id": "en-US-Standard-B",
-      "name": "English US (Male)",
-      "language": "en-US",
-      "gender": "male"
-    }
-  ]
-}
-</w:t>
-      </w:r>
-    </w:p>
-    <w:p>
-      <w:pPr>
-        <w:pStyle w:val="Heading3"/>
-      </w:pPr>
-      <w:r>
-        <w:t>AI Service Endpoints</w:t>
-      </w:r>
-    </w:p>
-    <w:p>
-      <w:pPr>
-        <w:pStyle w:val="Heading4"/>
-      </w:pPr>
-      <w:r>
-        <w:t>Voice Synthesis</w:t>
-      </w:r>
-    </w:p>
-    <w:p>
-      <w:r>
-        <w:rPr>
-          <w:rFonts w:ascii="Mono" w:hAnsi="Mono"/>
-        </w:rPr>
-        <w:t xml:space="preserve">POST /voice/synthesize
-</w:t>
-      </w:r>
-    </w:p>
-    <w:p>
-      <w:r>
-        <w:t>Request body:</w:t>
-      </w:r>
-    </w:p>
-    <w:p>
-      <w:r>
-        <w:rPr>
-          <w:rFonts w:ascii="Mono" w:hAnsi="Mono"/>
-        </w:rPr>
-        <w:t xml:space="preserve">{
-  "text": "Text to synthesize",
-  "voice_id": "en-US-Standard-A",
-  "output_format": "mp3"
-}
-</w:t>
-      </w:r>
-    </w:p>
-    <w:p>
-      <w:pPr>
-        <w:pStyle w:val="Heading4"/>
-      </w:pPr>
-      <w:r>
-        <w:t>Voice Recognition</w:t>
-      </w:r>
-    </w:p>
-    <w:p>
-      <w:r>
-        <w:rPr>
-          <w:rFonts w:ascii="Mono" w:hAnsi="Mono"/>
-        </w:rPr>
-        <w:t xml:space="preserve">POST /voice/recognize
-</w:t>
-      </w:r>
-    </w:p>
-    <w:p>
-      <w:r>
-        <w:t>Request body:</w:t>
-      </w:r>
-    </w:p>
-    <w:p>
-      <w:r>
-        <w:rPr>
-          <w:rFonts w:ascii="Mono" w:hAnsi="Mono"/>
-        </w:rPr>
-        <w:t xml:space="preserve">{
-  "audio_data": "base64-encoded-audio-data",
-  "language": "en-US"
-}
-</w:t>
-      </w:r>
-    </w:p>
-    <w:p>
-      <w:pPr>
-        <w:pStyle w:val="Heading2"/>
-      </w:pPr>
-      <w:r>
-        <w:t>Usage Examples</w:t>
-      </w:r>
-    </w:p>
-    <w:p>
-      <w:pPr>
-        <w:pStyle w:val="Heading3"/>
-      </w:pPr>
-      <w:r>
-        <w:t>Frontend Integration</w:t>
-      </w:r>
-    </w:p>
-    <w:p>
-      <w:r>
-        <w:rPr>
-          <w:rFonts w:ascii="Mono" w:hAnsi="Mono"/>
-        </w:rPr>
-        <w:t xml:space="preserve">import React, { useState } from 'react';
-import VoiceRecorder from '../components/VoiceRecorder';
-import VoicePlayback from '../components/VoicePlayback';
-const VoiceExample = () =&gt; {
-  const [recognizedText, setRecognizedText] = useState('');
-  const [audioData, setAudioData] = useState(null);
-  const handleVoiceInput = (text, audio) =&gt; {
-    setRecognizedText(text);
-    setAudioData(audio);
-  };
-  return (
-    &lt;div className="voice-example"&gt;
-      &lt;h2&gt;Voice Example&lt;/h2&gt;
-      &lt;VoiceRecorder onAudioCaptured={handleVoiceInput} /&gt;
-      {recognizedText &amp;&amp; (
-        &lt;div className="recognized-text"&gt;
-          &lt;h3&gt;Recognized Text:&lt;/h3&gt;
-          &lt;p&gt;{recognizedText}&lt;/p&gt;
-        &lt;/div&gt;
-      )}
-      {audioData &amp;&amp; (
-        &lt;div className="playback"&gt;
-          &lt;h3&gt;Playback:&lt;/h3&gt;
-          &lt;VoicePlayback audioData={audioData} autoPlay={true} /&gt;
-        &lt;/div&gt;
-      )}
-    &lt;/div&gt;
-  );
-};
-</w:t>
-      </w:r>
-    </w:p>
-    <w:p>
-      <w:pPr>
-        <w:pStyle w:val="Heading3"/>
-      </w:pPr>
-      <w:r>
-        <w:t>Backend Integration</w:t>
-      </w:r>
-    </w:p>
-    <w:p>
-      <w:r>
-        <w:rPr>
-          <w:rFonts w:ascii="Mono" w:hAnsi="Mono"/>
-        </w:rPr>
-        <w:t xml:space="preserve">const voiceController = require('./controllers/voiceController');
-// Synthesize speech
-app.post('/api/custom/speak', async (req, res) =&gt; {
-  try {
-    const { text } = req.body;
-    // Call the voice controller
-    const result = await voiceController.synthesizeSpeech({
-      body: {
-        text,
-        voiceId: 'en-US-Standard-A',
-        outputFormat: 'mp3'
-      }
-    }, res);
-    // The result is already sent by the controller
-  } catch (error) {
-    console.error('Error in custom speak endpoint:', error);
-    res.status(500).json({ error: 'Internal server error' });
-  }
-});
-</w:t>
-      </w:r>
-    </w:p>
-    <w:p>
-      <w:pPr>
-        <w:pStyle w:val="Heading2"/>
-      </w:pPr>
-      <w:r>
-        <w:t>Testing</w:t>
-      </w:r>
-    </w:p>
-    <w:p>
-      <w:r>
-        <w:t>The Voice API integration includes a comprehensive test script (</w:t>
+        <w:t xml:space="preserve">Report artifacts: - </w:t>
       </w:r>
       <w:r>
         <w:rPr>
           <w:rFonts w:ascii="Mono" w:hAnsi="Mono"/>
         </w:rPr>
-        <w:t>test-voice-api.sh</w:t>
+        <w:t>/tmp/voice-tests-1-8-latest.json</w:t>
       </w:r>
       <w:r>
-        <w:t>) that tests all aspects of the integration:</w:t>
+        <w:t xml:space="preserve"> - </w:t>
+      </w:r>
+      <w:r>
+        <w:rPr>
+          <w:rFonts w:ascii="Mono" w:hAnsi="Mono"/>
+        </w:rPr>
+        <w:t>docs/VOICE-TESTS-1-8-LATEST.md</w:t>
       </w:r>
     </w:p>
     <w:p>
       <w:r>
+        <w:t xml:space="preserve">Latest validated result on March 8, 2026: - </w:t>
+      </w:r>
+      <w:r>
         <w:rPr>
           <w:rFonts w:ascii="Mono" w:hAnsi="Mono"/>
         </w:rPr>
-        <w:t xml:space="preserve"># Make the script executable
-chmod +x test-voice-api.sh
-# Run the tests
-./test-voice-api.sh
-</w:t>
+        <w:t>8/8</w:t>
+      </w:r>
+      <w:r>
+        <w:t xml:space="preserve"> checks passed</w:t>
       </w:r>
     </w:p>
     <w:p>
       <w:r>
-        <w:t>The test script performs the following tests:</w:t>
-      </w:r>
-    </w:p>
-    <w:p>
-      <w:pPr>
-        <w:pStyle w:val="ListNumber"/>
-      </w:pPr>
-      <w:r>
-        <w:t>Get available voices</w:t>
-      </w:r>
-    </w:p>
-    <w:p>
-      <w:pPr>
-        <w:pStyle w:val="ListNumber"/>
-      </w:pPr>
-      <w:r>
-        <w:t>Get voice settings</w:t>
-      </w:r>
-    </w:p>
-    <w:p>
-      <w:pPr>
-        <w:pStyle w:val="ListNumber"/>
-      </w:pPr>
-      <w:r>
-        <w:t>Update voice settings</w:t>
-      </w:r>
-    </w:p>
-    <w:p>
-      <w:pPr>
-        <w:pStyle w:val="ListNumber"/>
-      </w:pPr>
-      <w:r>
-        <w:t>Synthesize speech</w:t>
-      </w:r>
-    </w:p>
-    <w:p>
-      <w:pPr>
-        <w:pStyle w:val="ListNumber"/>
-      </w:pPr>
-      <w:r>
-        <w:t>Recognize speech</w:t>
-      </w:r>
-    </w:p>
-    <w:p>
-      <w:pPr>
-        <w:pStyle w:val="ListNumber"/>
-      </w:pPr>
-      <w:r>
-        <w:t>End-to-end test (synthesize then recognize)</w:t>
-      </w:r>
-    </w:p>
-    <w:p>
-      <w:pPr>
-        <w:pStyle w:val="ListNumber"/>
-      </w:pPr>
-      <w:r>
-        <w:t>Performance test with multiple languages</w:t>
-      </w:r>
-    </w:p>
-    <w:p>
-      <w:pPr>
-        <w:pStyle w:val="ListNumber"/>
-      </w:pPr>
-      <w:r>
-        <w:t>Stress test with long text</w:t>
-      </w:r>
-    </w:p>
-    <w:p>
-      <w:pPr>
-        <w:pStyle w:val="ListNumber"/>
-      </w:pPr>
-      <w:r>
-        <w:t>Direct AI service test</w:t>
-      </w:r>
-    </w:p>
-    <w:p>
-      <w:pPr>
-        <w:pStyle w:val="ListNumber"/>
-      </w:pPr>
-      <w:r>
-        <w:t>Cache test</w:t>
-      </w:r>
-    </w:p>
-    <w:p>
-      <w:pPr>
-        <w:pStyle w:val="Heading2"/>
-      </w:pPr>
-      <w:r>
-        <w:t>Troubleshooting</w:t>
-      </w:r>
-    </w:p>
-    <w:p>
-      <w:pPr>
-        <w:pStyle w:val="Heading3"/>
-      </w:pPr>
-      <w:r>
-        <w:t>Common Issues</w:t>
-      </w:r>
-    </w:p>
-    <w:p>
-      <w:pPr>
-        <w:pStyle w:val="ListNumber"/>
-      </w:pPr>
-      <w:r>
-        <w:rPr>
-          <w:b/>
-        </w:rPr>
-        <w:t>Authentication Errors</w:t>
-      </w:r>
-      <w:r>
-        <w:t>:</w:t>
-      </w:r>
-    </w:p>
-    <w:p>
-      <w:pPr>
-        <w:pStyle w:val="ListNumber"/>
-      </w:pPr>
-      <w:r>
-        <w:t>Ensure that the API keys for the voice service providers are correctly set in the environment variables.</w:t>
-      </w:r>
-    </w:p>
-    <w:p>
-      <w:pPr>
-        <w:pStyle w:val="ListNumber"/>
-      </w:pPr>
-      <w:r>
-        <w:t>Check that the authentication middleware is correctly configured.</w:t>
-      </w:r>
-    </w:p>
-    <w:p>
-      <w:pPr>
-        <w:pStyle w:val="ListNumber"/>
-      </w:pPr>
-      <w:r>
-        <w:rPr>
-          <w:b/>
-        </w:rPr>
-        <w:t>Voice Service Errors</w:t>
-      </w:r>
-      <w:r>
-        <w:t>:</w:t>
-      </w:r>
-    </w:p>
-    <w:p>
-      <w:pPr>
-        <w:pStyle w:val="ListNumber"/>
-      </w:pPr>
-      <w:r>
-        <w:t>Verify that the selected voice service provider is available and properly configured.</w:t>
-      </w:r>
-    </w:p>
-    <w:p>
-      <w:pPr>
-        <w:pStyle w:val="ListNumber"/>
-      </w:pPr>
-      <w:r>
-        <w:t>Check the logs for specific error messages from the voice service provider.</w:t>
-      </w:r>
-    </w:p>
-    <w:p>
-      <w:pPr>
-        <w:pStyle w:val="ListNumber"/>
-      </w:pPr>
-      <w:r>
-        <w:rPr>
-          <w:b/>
-        </w:rPr>
-        <w:t>Audio Format Issues</w:t>
-      </w:r>
-      <w:r>
-        <w:t>:</w:t>
-      </w:r>
-    </w:p>
-    <w:p>
-      <w:pPr>
-        <w:pStyle w:val="ListNumber"/>
-      </w:pPr>
-      <w:r>
-        <w:t>Ensure that the audio format specified in the request is supported by the voice service provider.</w:t>
-      </w:r>
-    </w:p>
-    <w:p>
-      <w:pPr>
-        <w:pStyle w:val="ListNumber"/>
-      </w:pPr>
-      <w:r>
-        <w:t>Check that the audio data is correctly encoded in base64 format.</w:t>
-      </w:r>
-    </w:p>
-    <w:p>
-      <w:pPr>
-        <w:pStyle w:val="ListNumber"/>
-      </w:pPr>
-      <w:r>
-        <w:rPr>
-          <w:b/>
-        </w:rPr>
-        <w:t>Performance Issues</w:t>
-      </w:r>
-      <w:r>
-        <w:t>:</w:t>
-      </w:r>
-    </w:p>
-    <w:p>
-      <w:pPr>
-        <w:pStyle w:val="ListNumber"/>
-      </w:pPr>
-      <w:r>
-        <w:t>Verify that the caching mechanism is working correctly.</w:t>
-      </w:r>
-    </w:p>
-    <w:p>
-      <w:pPr>
-        <w:pStyle w:val="ListNumber"/>
-      </w:pPr>
-      <w:r>
-        <w:t>Check the network latency between the backend and the voice service provider.</w:t>
-      </w:r>
-    </w:p>
-    <w:p>
-      <w:pPr>
-        <w:pStyle w:val="Heading3"/>
-      </w:pPr>
-      <w:r>
-        <w:t>Logs and Debugging</w:t>
-      </w:r>
-    </w:p>
-    <w:p>
-      <w:pPr>
-        <w:pStyle w:val="ListBullet"/>
-      </w:pPr>
-      <w:r>
-        <w:t>AI Service logs: Check the console output of the AI service for error messages.</w:t>
-      </w:r>
-    </w:p>
-    <w:p>
-      <w:pPr>
-        <w:pStyle w:val="ListBullet"/>
-      </w:pPr>
-      <w:r>
-        <w:t>Backend logs: Check the backend logs for API request/response details.</w:t>
-      </w:r>
-    </w:p>
-    <w:p>
-      <w:pPr>
-        <w:pStyle w:val="ListBullet"/>
-      </w:pPr>
-      <w:r>
-        <w:t>Browser console: Check the browser console for frontend errors.</w:t>
-      </w:r>
-    </w:p>
-    <w:p>
-      <w:pPr>
-        <w:pStyle w:val="Heading3"/>
-      </w:pPr>
-      <w:r>
-        <w:t>Support</w:t>
-      </w:r>
-    </w:p>
-    <w:p>
-      <w:r>
-        <w:t>For additional support, please contact the development team or refer to the documentation of the specific voice service provider being used.</w:t>
-      </w:r>
-    </w:p>
-    <w:p>
-      <w:r>
-        <w:t>Generated 2026-01-16 23:34 UTC</w:t>
+        <w:t>Generated 2026-04-27 08:51 UTC</w:t>
         <w:t xml:space="preserve"> </w:t>
       </w:r>
     </w:p>
